--- a/PAss.docx
+++ b/PAss.docx
@@ -13,7 +13,7 @@
         <w:tblLook w:val="04A0" w:firstRow="1" w:lastRow="0" w:firstColumn="1" w:lastColumn="0" w:noHBand="0" w:noVBand="1"/>
       </w:tblPr>
       <w:tblGrid>
-        <w:gridCol w:w="3097"/>
+        <w:gridCol w:w="2040"/>
         <w:gridCol w:w="2021"/>
         <w:gridCol w:w="1446"/>
       </w:tblGrid>
@@ -50,6 +50,14 @@
               </w:rPr>
               <w:t>পদবী / নাম</w:t>
             </w:r>
+            <w:r>
+              <w:rPr>
+                <w:b/>
+                <w:bCs/>
+                <w:lang w:bidi="as-IN"/>
+              </w:rPr>
+              <w:t>-ID</w:t>
+            </w:r>
           </w:p>
         </w:tc>
         <w:tc>
@@ -143,122 +151,673 @@
             <w:hideMark/>
           </w:tcPr>
           <w:p>
-            <w:r>
+            <w:hyperlink r:id="rId4" w:history="1">
+              <w:r>
+                <w:rPr>
+                  <w:rStyle w:val="Hyperlink"/>
+                  <w:b/>
+                  <w:bCs/>
+                  <w:lang w:bidi="as-IN"/>
+                </w:rPr>
+                <w:t>admin@aj.com</w:t>
+              </w:r>
+            </w:hyperlink>
+          </w:p>
+        </w:tc>
+        <w:tc>
+          <w:tcPr>
+            <w:tcW w:w="0" w:type="auto"/>
+            <w:tcBorders>
+              <w:top w:val="single" w:sz="6" w:space="0" w:color="C4C7C5"/>
+              <w:left w:val="single" w:sz="6" w:space="0" w:color="C4C7C5"/>
+              <w:bottom w:val="single" w:sz="6" w:space="0" w:color="C4C7C5"/>
+              <w:right w:val="single" w:sz="6" w:space="0" w:color="C4C7C5"/>
+            </w:tcBorders>
+            <w:tcMar>
+              <w:top w:w="120" w:type="dxa"/>
+              <w:left w:w="180" w:type="dxa"/>
+              <w:bottom w:w="120" w:type="dxa"/>
+              <w:right w:w="180" w:type="dxa"/>
+            </w:tcMar>
+            <w:vAlign w:val="center"/>
+            <w:hideMark/>
+          </w:tcPr>
+          <w:p>
+            <w:r>
+              <w:t>admin</w:t>
+            </w:r>
+          </w:p>
+        </w:tc>
+        <w:tc>
+          <w:tcPr>
+            <w:tcW w:w="0" w:type="auto"/>
+            <w:tcBorders>
+              <w:top w:val="single" w:sz="6" w:space="0" w:color="C4C7C5"/>
+              <w:left w:val="single" w:sz="6" w:space="0" w:color="C4C7C5"/>
+              <w:bottom w:val="single" w:sz="6" w:space="0" w:color="C4C7C5"/>
+              <w:right w:val="single" w:sz="6" w:space="0" w:color="C4C7C5"/>
+            </w:tcBorders>
+            <w:tcMar>
+              <w:top w:w="120" w:type="dxa"/>
+              <w:left w:w="180" w:type="dxa"/>
+              <w:bottom w:w="120" w:type="dxa"/>
+              <w:right w:w="180" w:type="dxa"/>
+            </w:tcMar>
+            <w:vAlign w:val="center"/>
+            <w:hideMark/>
+          </w:tcPr>
+          <w:p>
+            <w:r>
+              <w:t>1234</w:t>
+            </w:r>
+            <w:r>
+              <w:t>56</w:t>
+            </w:r>
+          </w:p>
+        </w:tc>
+      </w:tr>
+      <w:tr>
+        <w:trPr>
+          <w:tblCellSpacing w:w="15" w:type="dxa"/>
+        </w:trPr>
+        <w:tc>
+          <w:tcPr>
+            <w:tcW w:w="0" w:type="auto"/>
+            <w:tcBorders>
+              <w:top w:val="single" w:sz="6" w:space="0" w:color="C4C7C5"/>
+              <w:left w:val="single" w:sz="6" w:space="0" w:color="C4C7C5"/>
+              <w:bottom w:val="single" w:sz="6" w:space="0" w:color="C4C7C5"/>
+              <w:right w:val="single" w:sz="6" w:space="0" w:color="C4C7C5"/>
+            </w:tcBorders>
+            <w:tcMar>
+              <w:top w:w="120" w:type="dxa"/>
+              <w:left w:w="180" w:type="dxa"/>
+              <w:bottom w:w="120" w:type="dxa"/>
+              <w:right w:w="180" w:type="dxa"/>
+            </w:tcMar>
+            <w:vAlign w:val="center"/>
+            <w:hideMark/>
+          </w:tcPr>
+          <w:p>
+            <w:pPr>
+              <w:rPr>
+                <w:b/>
+                <w:bCs/>
+                <w:lang w:bidi="as-IN"/>
+              </w:rPr>
+            </w:pPr>
+            <w:r>
+              <w:rPr>
+                <w:b/>
+                <w:bCs/>
+                <w:lang w:bidi="as-IN"/>
+              </w:rPr>
+              <w:t>asif@aj.com</w:t>
+            </w:r>
+          </w:p>
+        </w:tc>
+        <w:tc>
+          <w:tcPr>
+            <w:tcW w:w="0" w:type="auto"/>
+            <w:tcBorders>
+              <w:top w:val="single" w:sz="6" w:space="0" w:color="C4C7C5"/>
+              <w:left w:val="single" w:sz="6" w:space="0" w:color="C4C7C5"/>
+              <w:bottom w:val="single" w:sz="6" w:space="0" w:color="C4C7C5"/>
+              <w:right w:val="single" w:sz="6" w:space="0" w:color="C4C7C5"/>
+            </w:tcBorders>
+            <w:tcMar>
+              <w:top w:w="120" w:type="dxa"/>
+              <w:left w:w="180" w:type="dxa"/>
+              <w:bottom w:w="120" w:type="dxa"/>
+              <w:right w:w="180" w:type="dxa"/>
+            </w:tcMar>
+            <w:vAlign w:val="center"/>
+            <w:hideMark/>
+          </w:tcPr>
+          <w:p>
+            <w:proofErr w:type="spellStart"/>
+            <w:r>
+              <w:t>asif</w:t>
+            </w:r>
+            <w:proofErr w:type="spellEnd"/>
+          </w:p>
+        </w:tc>
+        <w:tc>
+          <w:tcPr>
+            <w:tcW w:w="0" w:type="auto"/>
+            <w:tcBorders>
+              <w:top w:val="single" w:sz="6" w:space="0" w:color="C4C7C5"/>
+              <w:left w:val="single" w:sz="6" w:space="0" w:color="C4C7C5"/>
+              <w:bottom w:val="single" w:sz="6" w:space="0" w:color="C4C7C5"/>
+              <w:right w:val="single" w:sz="6" w:space="0" w:color="C4C7C5"/>
+            </w:tcBorders>
+            <w:tcMar>
+              <w:top w:w="120" w:type="dxa"/>
+              <w:left w:w="180" w:type="dxa"/>
+              <w:bottom w:w="120" w:type="dxa"/>
+              <w:right w:w="180" w:type="dxa"/>
+            </w:tcMar>
+            <w:vAlign w:val="center"/>
+            <w:hideMark/>
+          </w:tcPr>
+          <w:p>
+            <w:r>
+              <w:t>1234</w:t>
+            </w:r>
+            <w:r>
+              <w:t>56</w:t>
+            </w:r>
+          </w:p>
+        </w:tc>
+      </w:tr>
+      <w:tr>
+        <w:trPr>
+          <w:tblCellSpacing w:w="15" w:type="dxa"/>
+        </w:trPr>
+        <w:tc>
+          <w:tcPr>
+            <w:tcW w:w="0" w:type="auto"/>
+            <w:tcBorders>
+              <w:top w:val="single" w:sz="6" w:space="0" w:color="C4C7C5"/>
+              <w:left w:val="single" w:sz="6" w:space="0" w:color="C4C7C5"/>
+              <w:bottom w:val="single" w:sz="6" w:space="0" w:color="C4C7C5"/>
+              <w:right w:val="single" w:sz="6" w:space="0" w:color="C4C7C5"/>
+            </w:tcBorders>
+            <w:tcMar>
+              <w:top w:w="120" w:type="dxa"/>
+              <w:left w:w="180" w:type="dxa"/>
+              <w:bottom w:w="120" w:type="dxa"/>
+              <w:right w:w="180" w:type="dxa"/>
+            </w:tcMar>
+            <w:vAlign w:val="center"/>
+            <w:hideMark/>
+          </w:tcPr>
+          <w:p>
+            <w:hyperlink r:id="rId5" w:history="1">
+              <w:r>
+                <w:rPr>
+                  <w:rStyle w:val="Hyperlink"/>
+                  <w:b/>
+                  <w:bCs/>
+                  <w:lang w:bidi="as-IN"/>
+                </w:rPr>
+                <w:t>jahid@aj.com</w:t>
+              </w:r>
+            </w:hyperlink>
+          </w:p>
+        </w:tc>
+        <w:tc>
+          <w:tcPr>
+            <w:tcW w:w="0" w:type="auto"/>
+            <w:tcBorders>
+              <w:top w:val="single" w:sz="6" w:space="0" w:color="C4C7C5"/>
+              <w:left w:val="single" w:sz="6" w:space="0" w:color="C4C7C5"/>
+              <w:bottom w:val="single" w:sz="6" w:space="0" w:color="C4C7C5"/>
+              <w:right w:val="single" w:sz="6" w:space="0" w:color="C4C7C5"/>
+            </w:tcBorders>
+            <w:tcMar>
+              <w:top w:w="120" w:type="dxa"/>
+              <w:left w:w="180" w:type="dxa"/>
+              <w:bottom w:w="120" w:type="dxa"/>
+              <w:right w:w="180" w:type="dxa"/>
+            </w:tcMar>
+            <w:vAlign w:val="center"/>
+            <w:hideMark/>
+          </w:tcPr>
+          <w:p>
+            <w:proofErr w:type="spellStart"/>
+            <w:r>
+              <w:t>jahid</w:t>
+            </w:r>
+            <w:proofErr w:type="spellEnd"/>
+          </w:p>
+        </w:tc>
+        <w:tc>
+          <w:tcPr>
+            <w:tcW w:w="0" w:type="auto"/>
+            <w:tcBorders>
+              <w:top w:val="single" w:sz="6" w:space="0" w:color="C4C7C5"/>
+              <w:left w:val="single" w:sz="6" w:space="0" w:color="C4C7C5"/>
+              <w:bottom w:val="single" w:sz="6" w:space="0" w:color="C4C7C5"/>
+              <w:right w:val="single" w:sz="6" w:space="0" w:color="C4C7C5"/>
+            </w:tcBorders>
+            <w:tcMar>
+              <w:top w:w="120" w:type="dxa"/>
+              <w:left w:w="180" w:type="dxa"/>
+              <w:bottom w:w="120" w:type="dxa"/>
+              <w:right w:w="180" w:type="dxa"/>
+            </w:tcMar>
+            <w:vAlign w:val="center"/>
+            <w:hideMark/>
+          </w:tcPr>
+          <w:p>
+            <w:r>
+              <w:t>1234</w:t>
+            </w:r>
+            <w:r>
+              <w:t>56</w:t>
+            </w:r>
+          </w:p>
+        </w:tc>
+      </w:tr>
+      <w:tr>
+        <w:trPr>
+          <w:tblCellSpacing w:w="15" w:type="dxa"/>
+        </w:trPr>
+        <w:tc>
+          <w:tcPr>
+            <w:tcW w:w="0" w:type="auto"/>
+            <w:tcBorders>
+              <w:top w:val="single" w:sz="6" w:space="0" w:color="C4C7C5"/>
+              <w:left w:val="single" w:sz="6" w:space="0" w:color="C4C7C5"/>
+              <w:bottom w:val="single" w:sz="6" w:space="0" w:color="C4C7C5"/>
+              <w:right w:val="single" w:sz="6" w:space="0" w:color="C4C7C5"/>
+            </w:tcBorders>
+            <w:tcMar>
+              <w:top w:w="120" w:type="dxa"/>
+              <w:left w:w="180" w:type="dxa"/>
+              <w:bottom w:w="120" w:type="dxa"/>
+              <w:right w:w="180" w:type="dxa"/>
+            </w:tcMar>
+            <w:vAlign w:val="center"/>
+            <w:hideMark/>
+          </w:tcPr>
+          <w:p>
+            <w:pPr>
+              <w:rPr>
+                <w:b/>
+                <w:bCs/>
+                <w:lang w:bidi="as-IN"/>
+              </w:rPr>
+            </w:pPr>
+            <w:r>
+              <w:rPr>
+                <w:b/>
+                <w:bCs/>
+                <w:lang w:bidi="as-IN"/>
+              </w:rPr>
+              <w:t>anwar@aj.com</w:t>
+            </w:r>
+          </w:p>
+        </w:tc>
+        <w:tc>
+          <w:tcPr>
+            <w:tcW w:w="0" w:type="auto"/>
+            <w:tcBorders>
+              <w:top w:val="single" w:sz="6" w:space="0" w:color="C4C7C5"/>
+              <w:left w:val="single" w:sz="6" w:space="0" w:color="C4C7C5"/>
+              <w:bottom w:val="single" w:sz="6" w:space="0" w:color="C4C7C5"/>
+              <w:right w:val="single" w:sz="6" w:space="0" w:color="C4C7C5"/>
+            </w:tcBorders>
+            <w:tcMar>
+              <w:top w:w="120" w:type="dxa"/>
+              <w:left w:w="180" w:type="dxa"/>
+              <w:bottom w:w="120" w:type="dxa"/>
+              <w:right w:w="180" w:type="dxa"/>
+            </w:tcMar>
+            <w:vAlign w:val="center"/>
+            <w:hideMark/>
+          </w:tcPr>
+          <w:p>
+            <w:proofErr w:type="spellStart"/>
+            <w:r>
+              <w:t>anwar</w:t>
+            </w:r>
+            <w:proofErr w:type="spellEnd"/>
+          </w:p>
+        </w:tc>
+        <w:tc>
+          <w:tcPr>
+            <w:tcW w:w="0" w:type="auto"/>
+            <w:tcBorders>
+              <w:top w:val="single" w:sz="6" w:space="0" w:color="C4C7C5"/>
+              <w:left w:val="single" w:sz="6" w:space="0" w:color="C4C7C5"/>
+              <w:bottom w:val="single" w:sz="6" w:space="0" w:color="C4C7C5"/>
+              <w:right w:val="single" w:sz="6" w:space="0" w:color="C4C7C5"/>
+            </w:tcBorders>
+            <w:tcMar>
+              <w:top w:w="120" w:type="dxa"/>
+              <w:left w:w="180" w:type="dxa"/>
+              <w:bottom w:w="120" w:type="dxa"/>
+              <w:right w:w="180" w:type="dxa"/>
+            </w:tcMar>
+            <w:vAlign w:val="center"/>
+            <w:hideMark/>
+          </w:tcPr>
+          <w:p>
+            <w:r>
+              <w:t>1234</w:t>
+            </w:r>
+            <w:r>
+              <w:t>56</w:t>
+            </w:r>
+          </w:p>
+        </w:tc>
+      </w:tr>
+      <w:tr>
+        <w:trPr>
+          <w:tblCellSpacing w:w="15" w:type="dxa"/>
+        </w:trPr>
+        <w:tc>
+          <w:tcPr>
+            <w:tcW w:w="0" w:type="auto"/>
+            <w:tcBorders>
+              <w:top w:val="single" w:sz="6" w:space="0" w:color="C4C7C5"/>
+              <w:left w:val="single" w:sz="6" w:space="0" w:color="C4C7C5"/>
+              <w:bottom w:val="single" w:sz="6" w:space="0" w:color="C4C7C5"/>
+              <w:right w:val="single" w:sz="6" w:space="0" w:color="C4C7C5"/>
+            </w:tcBorders>
+            <w:tcMar>
+              <w:top w:w="120" w:type="dxa"/>
+              <w:left w:w="180" w:type="dxa"/>
+              <w:bottom w:w="120" w:type="dxa"/>
+              <w:right w:w="180" w:type="dxa"/>
+            </w:tcMar>
+            <w:vAlign w:val="center"/>
+            <w:hideMark/>
+          </w:tcPr>
+          <w:p>
+            <w:r>
+              <w:t>toufik@aj.com</w:t>
+            </w:r>
+          </w:p>
+        </w:tc>
+        <w:tc>
+          <w:tcPr>
+            <w:tcW w:w="0" w:type="auto"/>
+            <w:tcBorders>
+              <w:top w:val="single" w:sz="6" w:space="0" w:color="C4C7C5"/>
+              <w:left w:val="single" w:sz="6" w:space="0" w:color="C4C7C5"/>
+              <w:bottom w:val="single" w:sz="6" w:space="0" w:color="C4C7C5"/>
+              <w:right w:val="single" w:sz="6" w:space="0" w:color="C4C7C5"/>
+            </w:tcBorders>
+            <w:tcMar>
+              <w:top w:w="120" w:type="dxa"/>
+              <w:left w:w="180" w:type="dxa"/>
+              <w:bottom w:w="120" w:type="dxa"/>
+              <w:right w:w="180" w:type="dxa"/>
+            </w:tcMar>
+            <w:vAlign w:val="center"/>
+            <w:hideMark/>
+          </w:tcPr>
+          <w:p>
+            <w:proofErr w:type="spellStart"/>
+            <w:r>
+              <w:t>tofiq</w:t>
+            </w:r>
+            <w:proofErr w:type="spellEnd"/>
+          </w:p>
+        </w:tc>
+        <w:tc>
+          <w:tcPr>
+            <w:tcW w:w="0" w:type="auto"/>
+            <w:tcBorders>
+              <w:top w:val="single" w:sz="6" w:space="0" w:color="C4C7C5"/>
+              <w:left w:val="single" w:sz="6" w:space="0" w:color="C4C7C5"/>
+              <w:bottom w:val="single" w:sz="6" w:space="0" w:color="C4C7C5"/>
+              <w:right w:val="single" w:sz="6" w:space="0" w:color="C4C7C5"/>
+            </w:tcBorders>
+            <w:tcMar>
+              <w:top w:w="120" w:type="dxa"/>
+              <w:left w:w="180" w:type="dxa"/>
+              <w:bottom w:w="120" w:type="dxa"/>
+              <w:right w:w="180" w:type="dxa"/>
+            </w:tcMar>
+            <w:vAlign w:val="center"/>
+            <w:hideMark/>
+          </w:tcPr>
+          <w:p>
+            <w:r>
+              <w:t>1234</w:t>
+            </w:r>
+            <w:r>
+              <w:t>56</w:t>
+            </w:r>
+          </w:p>
+        </w:tc>
+      </w:tr>
+      <w:tr>
+        <w:trPr>
+          <w:tblCellSpacing w:w="15" w:type="dxa"/>
+        </w:trPr>
+        <w:tc>
+          <w:tcPr>
+            <w:tcW w:w="0" w:type="auto"/>
+            <w:tcBorders>
+              <w:top w:val="single" w:sz="6" w:space="0" w:color="C4C7C5"/>
+              <w:left w:val="single" w:sz="6" w:space="0" w:color="C4C7C5"/>
+              <w:bottom w:val="single" w:sz="6" w:space="0" w:color="C4C7C5"/>
+              <w:right w:val="single" w:sz="6" w:space="0" w:color="C4C7C5"/>
+            </w:tcBorders>
+            <w:tcMar>
+              <w:top w:w="120" w:type="dxa"/>
+              <w:left w:w="180" w:type="dxa"/>
+              <w:bottom w:w="120" w:type="dxa"/>
+              <w:right w:w="180" w:type="dxa"/>
+            </w:tcMar>
+            <w:vAlign w:val="center"/>
+            <w:hideMark/>
+          </w:tcPr>
+          <w:p>
+            <w:hyperlink r:id="rId6" w:history="1">
+              <w:r>
+                <w:rPr>
+                  <w:rStyle w:val="Hyperlink"/>
+                </w:rPr>
+                <w:t>manam@aj.com</w:t>
+              </w:r>
+            </w:hyperlink>
+          </w:p>
+        </w:tc>
+        <w:tc>
+          <w:tcPr>
+            <w:tcW w:w="0" w:type="auto"/>
+            <w:tcBorders>
+              <w:top w:val="single" w:sz="6" w:space="0" w:color="C4C7C5"/>
+              <w:left w:val="single" w:sz="6" w:space="0" w:color="C4C7C5"/>
+              <w:bottom w:val="single" w:sz="6" w:space="0" w:color="C4C7C5"/>
+              <w:right w:val="single" w:sz="6" w:space="0" w:color="C4C7C5"/>
+            </w:tcBorders>
+            <w:tcMar>
+              <w:top w:w="120" w:type="dxa"/>
+              <w:left w:w="180" w:type="dxa"/>
+              <w:bottom w:w="120" w:type="dxa"/>
+              <w:right w:w="180" w:type="dxa"/>
+            </w:tcMar>
+            <w:vAlign w:val="center"/>
+            <w:hideMark/>
+          </w:tcPr>
+          <w:p>
+            <w:proofErr w:type="spellStart"/>
+            <w:r>
+              <w:t>manam</w:t>
+            </w:r>
+            <w:proofErr w:type="spellEnd"/>
+          </w:p>
+        </w:tc>
+        <w:tc>
+          <w:tcPr>
+            <w:tcW w:w="0" w:type="auto"/>
+            <w:tcBorders>
+              <w:top w:val="single" w:sz="6" w:space="0" w:color="C4C7C5"/>
+              <w:left w:val="single" w:sz="6" w:space="0" w:color="C4C7C5"/>
+              <w:bottom w:val="single" w:sz="6" w:space="0" w:color="C4C7C5"/>
+              <w:right w:val="single" w:sz="6" w:space="0" w:color="C4C7C5"/>
+            </w:tcBorders>
+            <w:tcMar>
+              <w:top w:w="120" w:type="dxa"/>
+              <w:left w:w="180" w:type="dxa"/>
+              <w:bottom w:w="120" w:type="dxa"/>
+              <w:right w:w="180" w:type="dxa"/>
+            </w:tcMar>
+            <w:vAlign w:val="center"/>
+            <w:hideMark/>
+          </w:tcPr>
+          <w:p>
+            <w:r>
+              <w:t>1234</w:t>
+            </w:r>
+            <w:r>
+              <w:t>56</w:t>
+            </w:r>
+          </w:p>
+        </w:tc>
+      </w:tr>
+      <w:tr>
+        <w:trPr>
+          <w:tblCellSpacing w:w="15" w:type="dxa"/>
+        </w:trPr>
+        <w:tc>
+          <w:tcPr>
+            <w:tcW w:w="0" w:type="auto"/>
+            <w:tcBorders>
+              <w:top w:val="single" w:sz="6" w:space="0" w:color="C4C7C5"/>
+              <w:left w:val="single" w:sz="6" w:space="0" w:color="C4C7C5"/>
+              <w:bottom w:val="single" w:sz="6" w:space="0" w:color="C4C7C5"/>
+              <w:right w:val="single" w:sz="6" w:space="0" w:color="C4C7C5"/>
+            </w:tcBorders>
+            <w:tcMar>
+              <w:top w:w="120" w:type="dxa"/>
+              <w:left w:w="180" w:type="dxa"/>
+              <w:bottom w:w="120" w:type="dxa"/>
+              <w:right w:w="180" w:type="dxa"/>
+            </w:tcMar>
+            <w:vAlign w:val="center"/>
+            <w:hideMark/>
+          </w:tcPr>
+          <w:p>
+            <w:pPr>
+              <w:rPr>
+                <w:b/>
+                <w:bCs/>
+                <w:lang w:bidi="as-IN"/>
+              </w:rPr>
+            </w:pPr>
+            <w:r>
+              <w:rPr>
+                <w:b/>
+                <w:bCs/>
+                <w:lang w:bidi="as-IN"/>
+              </w:rPr>
+              <w:t>nasim@aj.com</w:t>
+            </w:r>
+          </w:p>
+        </w:tc>
+        <w:tc>
+          <w:tcPr>
+            <w:tcW w:w="0" w:type="auto"/>
+            <w:tcBorders>
+              <w:top w:val="single" w:sz="6" w:space="0" w:color="C4C7C5"/>
+              <w:left w:val="single" w:sz="6" w:space="0" w:color="C4C7C5"/>
+              <w:bottom w:val="single" w:sz="6" w:space="0" w:color="C4C7C5"/>
+              <w:right w:val="single" w:sz="6" w:space="0" w:color="C4C7C5"/>
+            </w:tcBorders>
+            <w:tcMar>
+              <w:top w:w="120" w:type="dxa"/>
+              <w:left w:w="180" w:type="dxa"/>
+              <w:bottom w:w="120" w:type="dxa"/>
+              <w:right w:w="180" w:type="dxa"/>
+            </w:tcMar>
+            <w:vAlign w:val="center"/>
+            <w:hideMark/>
+          </w:tcPr>
+          <w:p>
+            <w:proofErr w:type="spellStart"/>
+            <w:r>
+              <w:t>nasim</w:t>
+            </w:r>
+            <w:proofErr w:type="spellEnd"/>
+          </w:p>
+        </w:tc>
+        <w:tc>
+          <w:tcPr>
+            <w:tcW w:w="0" w:type="auto"/>
+            <w:tcBorders>
+              <w:top w:val="single" w:sz="6" w:space="0" w:color="C4C7C5"/>
+              <w:left w:val="single" w:sz="6" w:space="0" w:color="C4C7C5"/>
+              <w:bottom w:val="single" w:sz="6" w:space="0" w:color="C4C7C5"/>
+              <w:right w:val="single" w:sz="6" w:space="0" w:color="C4C7C5"/>
+            </w:tcBorders>
+            <w:tcMar>
+              <w:top w:w="120" w:type="dxa"/>
+              <w:left w:w="180" w:type="dxa"/>
+              <w:bottom w:w="120" w:type="dxa"/>
+              <w:right w:w="180" w:type="dxa"/>
+            </w:tcMar>
+            <w:vAlign w:val="center"/>
+            <w:hideMark/>
+          </w:tcPr>
+          <w:p>
+            <w:r>
+              <w:t>1234</w:t>
+            </w:r>
+            <w:r>
+              <w:t>56</w:t>
+            </w:r>
+          </w:p>
+        </w:tc>
+      </w:tr>
+      <w:tr>
+        <w:trPr>
+          <w:tblCellSpacing w:w="15" w:type="dxa"/>
+        </w:trPr>
+        <w:tc>
+          <w:tcPr>
+            <w:tcW w:w="0" w:type="auto"/>
+            <w:tcBorders>
+              <w:top w:val="single" w:sz="6" w:space="0" w:color="C4C7C5"/>
+              <w:left w:val="single" w:sz="6" w:space="0" w:color="C4C7C5"/>
+              <w:bottom w:val="single" w:sz="6" w:space="0" w:color="C4C7C5"/>
+              <w:right w:val="single" w:sz="6" w:space="0" w:color="C4C7C5"/>
+            </w:tcBorders>
+            <w:tcMar>
+              <w:top w:w="120" w:type="dxa"/>
+              <w:left w:w="180" w:type="dxa"/>
+              <w:bottom w:w="120" w:type="dxa"/>
+              <w:right w:w="180" w:type="dxa"/>
+            </w:tcMar>
+            <w:vAlign w:val="center"/>
+          </w:tcPr>
+          <w:p>
+            <w:pPr>
               <w:rPr>
                 <w:b/>
                 <w:bCs/>
                 <w:cs/>
                 <w:lang w:bidi="as-IN"/>
               </w:rPr>
-              <w:t>মালিক (সব দেখতে পাবেন)</w:t>
-            </w:r>
-          </w:p>
-        </w:tc>
-        <w:tc>
-          <w:tcPr>
-            <w:tcW w:w="0" w:type="auto"/>
-            <w:tcBorders>
-              <w:top w:val="single" w:sz="6" w:space="0" w:color="C4C7C5"/>
-              <w:left w:val="single" w:sz="6" w:space="0" w:color="C4C7C5"/>
-              <w:bottom w:val="single" w:sz="6" w:space="0" w:color="C4C7C5"/>
-              <w:right w:val="single" w:sz="6" w:space="0" w:color="C4C7C5"/>
-            </w:tcBorders>
-            <w:tcMar>
-              <w:top w:w="120" w:type="dxa"/>
-              <w:left w:w="180" w:type="dxa"/>
-              <w:bottom w:w="120" w:type="dxa"/>
-              <w:right w:w="180" w:type="dxa"/>
-            </w:tcMar>
-            <w:vAlign w:val="center"/>
-            <w:hideMark/>
-          </w:tcPr>
-          <w:p>
-            <w:r>
-              <w:t>admin</w:t>
-            </w:r>
-          </w:p>
-        </w:tc>
-        <w:tc>
-          <w:tcPr>
-            <w:tcW w:w="0" w:type="auto"/>
-            <w:tcBorders>
-              <w:top w:val="single" w:sz="6" w:space="0" w:color="C4C7C5"/>
-              <w:left w:val="single" w:sz="6" w:space="0" w:color="C4C7C5"/>
-              <w:bottom w:val="single" w:sz="6" w:space="0" w:color="C4C7C5"/>
-              <w:right w:val="single" w:sz="6" w:space="0" w:color="C4C7C5"/>
-            </w:tcBorders>
-            <w:tcMar>
-              <w:top w:w="120" w:type="dxa"/>
-              <w:left w:w="180" w:type="dxa"/>
-              <w:bottom w:w="120" w:type="dxa"/>
-              <w:right w:w="180" w:type="dxa"/>
-            </w:tcMar>
-            <w:vAlign w:val="center"/>
-            <w:hideMark/>
-          </w:tcPr>
-          <w:p>
-            <w:r>
-              <w:t>1234</w:t>
-            </w:r>
-          </w:p>
-        </w:tc>
-      </w:tr>
-      <w:tr>
-        <w:trPr>
-          <w:tblCellSpacing w:w="15" w:type="dxa"/>
-        </w:trPr>
-        <w:tc>
-          <w:tcPr>
-            <w:tcW w:w="0" w:type="auto"/>
-            <w:tcBorders>
-              <w:top w:val="single" w:sz="6" w:space="0" w:color="C4C7C5"/>
-              <w:left w:val="single" w:sz="6" w:space="0" w:color="C4C7C5"/>
-              <w:bottom w:val="single" w:sz="6" w:space="0" w:color="C4C7C5"/>
-              <w:right w:val="single" w:sz="6" w:space="0" w:color="C4C7C5"/>
-            </w:tcBorders>
-            <w:tcMar>
-              <w:top w:w="120" w:type="dxa"/>
-              <w:left w:w="180" w:type="dxa"/>
-              <w:bottom w:w="120" w:type="dxa"/>
-              <w:right w:w="180" w:type="dxa"/>
-            </w:tcMar>
-            <w:vAlign w:val="center"/>
-            <w:hideMark/>
-          </w:tcPr>
-          <w:p>
+            </w:pPr>
             <w:r>
               <w:rPr>
                 <w:b/>
                 <w:bCs/>
-                <w:cs/>
                 <w:lang w:bidi="as-IN"/>
               </w:rPr>
-              <w:t>আসিফ</w:t>
-            </w:r>
-          </w:p>
-        </w:tc>
-        <w:tc>
-          <w:tcPr>
-            <w:tcW w:w="0" w:type="auto"/>
-            <w:tcBorders>
-              <w:top w:val="single" w:sz="6" w:space="0" w:color="C4C7C5"/>
-              <w:left w:val="single" w:sz="6" w:space="0" w:color="C4C7C5"/>
-              <w:bottom w:val="single" w:sz="6" w:space="0" w:color="C4C7C5"/>
-              <w:right w:val="single" w:sz="6" w:space="0" w:color="C4C7C5"/>
-            </w:tcBorders>
-            <w:tcMar>
-              <w:top w:w="120" w:type="dxa"/>
-              <w:left w:w="180" w:type="dxa"/>
-              <w:bottom w:w="120" w:type="dxa"/>
-              <w:right w:w="180" w:type="dxa"/>
-            </w:tcMar>
-            <w:vAlign w:val="center"/>
-            <w:hideMark/>
+              <w:t>misuk@aj.com</w:t>
+            </w:r>
+          </w:p>
+        </w:tc>
+        <w:tc>
+          <w:tcPr>
+            <w:tcW w:w="0" w:type="auto"/>
+            <w:tcBorders>
+              <w:top w:val="single" w:sz="6" w:space="0" w:color="C4C7C5"/>
+              <w:left w:val="single" w:sz="6" w:space="0" w:color="C4C7C5"/>
+              <w:bottom w:val="single" w:sz="6" w:space="0" w:color="C4C7C5"/>
+              <w:right w:val="single" w:sz="6" w:space="0" w:color="C4C7C5"/>
+            </w:tcBorders>
+            <w:tcMar>
+              <w:top w:w="120" w:type="dxa"/>
+              <w:left w:w="180" w:type="dxa"/>
+              <w:bottom w:w="120" w:type="dxa"/>
+              <w:right w:w="180" w:type="dxa"/>
+            </w:tcMar>
+            <w:vAlign w:val="center"/>
           </w:tcPr>
           <w:p>
             <w:proofErr w:type="spellStart"/>
             <w:r>
-              <w:t>asif</w:t>
+              <w:t>misuk</w:t>
             </w:r>
             <w:proofErr w:type="spellEnd"/>
           </w:p>
@@ -279,436 +838,10 @@
               <w:right w:w="180" w:type="dxa"/>
             </w:tcMar>
             <w:vAlign w:val="center"/>
-            <w:hideMark/>
-          </w:tcPr>
-          <w:p>
-            <w:r>
-              <w:t>1234</w:t>
-            </w:r>
-          </w:p>
-        </w:tc>
-      </w:tr>
-      <w:tr>
-        <w:trPr>
-          <w:tblCellSpacing w:w="15" w:type="dxa"/>
-        </w:trPr>
-        <w:tc>
-          <w:tcPr>
-            <w:tcW w:w="0" w:type="auto"/>
-            <w:tcBorders>
-              <w:top w:val="single" w:sz="6" w:space="0" w:color="C4C7C5"/>
-              <w:left w:val="single" w:sz="6" w:space="0" w:color="C4C7C5"/>
-              <w:bottom w:val="single" w:sz="6" w:space="0" w:color="C4C7C5"/>
-              <w:right w:val="single" w:sz="6" w:space="0" w:color="C4C7C5"/>
-            </w:tcBorders>
-            <w:tcMar>
-              <w:top w:w="120" w:type="dxa"/>
-              <w:left w:w="180" w:type="dxa"/>
-              <w:bottom w:w="120" w:type="dxa"/>
-              <w:right w:w="180" w:type="dxa"/>
-            </w:tcMar>
-            <w:vAlign w:val="center"/>
-            <w:hideMark/>
-          </w:tcPr>
-          <w:p>
-            <w:r>
-              <w:rPr>
-                <w:b/>
-                <w:bCs/>
-                <w:cs/>
-                <w:lang w:bidi="as-IN"/>
-              </w:rPr>
-              <w:t>জাহিদ</w:t>
-            </w:r>
-          </w:p>
-        </w:tc>
-        <w:tc>
-          <w:tcPr>
-            <w:tcW w:w="0" w:type="auto"/>
-            <w:tcBorders>
-              <w:top w:val="single" w:sz="6" w:space="0" w:color="C4C7C5"/>
-              <w:left w:val="single" w:sz="6" w:space="0" w:color="C4C7C5"/>
-              <w:bottom w:val="single" w:sz="6" w:space="0" w:color="C4C7C5"/>
-              <w:right w:val="single" w:sz="6" w:space="0" w:color="C4C7C5"/>
-            </w:tcBorders>
-            <w:tcMar>
-              <w:top w:w="120" w:type="dxa"/>
-              <w:left w:w="180" w:type="dxa"/>
-              <w:bottom w:w="120" w:type="dxa"/>
-              <w:right w:w="180" w:type="dxa"/>
-            </w:tcMar>
-            <w:vAlign w:val="center"/>
-            <w:hideMark/>
-          </w:tcPr>
-          <w:p>
-            <w:proofErr w:type="spellStart"/>
-            <w:r>
-              <w:t>jahid</w:t>
-            </w:r>
-            <w:proofErr w:type="spellEnd"/>
-          </w:p>
-        </w:tc>
-        <w:tc>
-          <w:tcPr>
-            <w:tcW w:w="0" w:type="auto"/>
-            <w:tcBorders>
-              <w:top w:val="single" w:sz="6" w:space="0" w:color="C4C7C5"/>
-              <w:left w:val="single" w:sz="6" w:space="0" w:color="C4C7C5"/>
-              <w:bottom w:val="single" w:sz="6" w:space="0" w:color="C4C7C5"/>
-              <w:right w:val="single" w:sz="6" w:space="0" w:color="C4C7C5"/>
-            </w:tcBorders>
-            <w:tcMar>
-              <w:top w:w="120" w:type="dxa"/>
-              <w:left w:w="180" w:type="dxa"/>
-              <w:bottom w:w="120" w:type="dxa"/>
-              <w:right w:w="180" w:type="dxa"/>
-            </w:tcMar>
-            <w:vAlign w:val="center"/>
-            <w:hideMark/>
-          </w:tcPr>
-          <w:p>
-            <w:r>
-              <w:t>1234</w:t>
-            </w:r>
-          </w:p>
-        </w:tc>
-      </w:tr>
-      <w:tr>
-        <w:trPr>
-          <w:tblCellSpacing w:w="15" w:type="dxa"/>
-        </w:trPr>
-        <w:tc>
-          <w:tcPr>
-            <w:tcW w:w="0" w:type="auto"/>
-            <w:tcBorders>
-              <w:top w:val="single" w:sz="6" w:space="0" w:color="C4C7C5"/>
-              <w:left w:val="single" w:sz="6" w:space="0" w:color="C4C7C5"/>
-              <w:bottom w:val="single" w:sz="6" w:space="0" w:color="C4C7C5"/>
-              <w:right w:val="single" w:sz="6" w:space="0" w:color="C4C7C5"/>
-            </w:tcBorders>
-            <w:tcMar>
-              <w:top w:w="120" w:type="dxa"/>
-              <w:left w:w="180" w:type="dxa"/>
-              <w:bottom w:w="120" w:type="dxa"/>
-              <w:right w:w="180" w:type="dxa"/>
-            </w:tcMar>
-            <w:vAlign w:val="center"/>
-            <w:hideMark/>
-          </w:tcPr>
-          <w:p>
-            <w:r>
-              <w:rPr>
-                <w:b/>
-                <w:bCs/>
-                <w:cs/>
-                <w:lang w:bidi="as-IN"/>
-              </w:rPr>
-              <w:t>আনোয়ার</w:t>
-            </w:r>
-          </w:p>
-        </w:tc>
-        <w:tc>
-          <w:tcPr>
-            <w:tcW w:w="0" w:type="auto"/>
-            <w:tcBorders>
-              <w:top w:val="single" w:sz="6" w:space="0" w:color="C4C7C5"/>
-              <w:left w:val="single" w:sz="6" w:space="0" w:color="C4C7C5"/>
-              <w:bottom w:val="single" w:sz="6" w:space="0" w:color="C4C7C5"/>
-              <w:right w:val="single" w:sz="6" w:space="0" w:color="C4C7C5"/>
-            </w:tcBorders>
-            <w:tcMar>
-              <w:top w:w="120" w:type="dxa"/>
-              <w:left w:w="180" w:type="dxa"/>
-              <w:bottom w:w="120" w:type="dxa"/>
-              <w:right w:w="180" w:type="dxa"/>
-            </w:tcMar>
-            <w:vAlign w:val="center"/>
-            <w:hideMark/>
-          </w:tcPr>
-          <w:p>
-            <w:proofErr w:type="spellStart"/>
-            <w:r>
-              <w:t>anwar</w:t>
-            </w:r>
-            <w:proofErr w:type="spellEnd"/>
-          </w:p>
-        </w:tc>
-        <w:tc>
-          <w:tcPr>
-            <w:tcW w:w="0" w:type="auto"/>
-            <w:tcBorders>
-              <w:top w:val="single" w:sz="6" w:space="0" w:color="C4C7C5"/>
-              <w:left w:val="single" w:sz="6" w:space="0" w:color="C4C7C5"/>
-              <w:bottom w:val="single" w:sz="6" w:space="0" w:color="C4C7C5"/>
-              <w:right w:val="single" w:sz="6" w:space="0" w:color="C4C7C5"/>
-            </w:tcBorders>
-            <w:tcMar>
-              <w:top w:w="120" w:type="dxa"/>
-              <w:left w:w="180" w:type="dxa"/>
-              <w:bottom w:w="120" w:type="dxa"/>
-              <w:right w:w="180" w:type="dxa"/>
-            </w:tcMar>
-            <w:vAlign w:val="center"/>
-            <w:hideMark/>
-          </w:tcPr>
-          <w:p>
-            <w:r>
-              <w:t>1234</w:t>
-            </w:r>
-          </w:p>
-        </w:tc>
-      </w:tr>
-      <w:tr>
-        <w:trPr>
-          <w:tblCellSpacing w:w="15" w:type="dxa"/>
-        </w:trPr>
-        <w:tc>
-          <w:tcPr>
-            <w:tcW w:w="0" w:type="auto"/>
-            <w:tcBorders>
-              <w:top w:val="single" w:sz="6" w:space="0" w:color="C4C7C5"/>
-              <w:left w:val="single" w:sz="6" w:space="0" w:color="C4C7C5"/>
-              <w:bottom w:val="single" w:sz="6" w:space="0" w:color="C4C7C5"/>
-              <w:right w:val="single" w:sz="6" w:space="0" w:color="C4C7C5"/>
-            </w:tcBorders>
-            <w:tcMar>
-              <w:top w:w="120" w:type="dxa"/>
-              <w:left w:w="180" w:type="dxa"/>
-              <w:bottom w:w="120" w:type="dxa"/>
-              <w:right w:w="180" w:type="dxa"/>
-            </w:tcMar>
-            <w:vAlign w:val="center"/>
-            <w:hideMark/>
-          </w:tcPr>
-          <w:p>
-            <w:r>
-              <w:rPr>
-                <w:b/>
-                <w:bCs/>
-                <w:cs/>
-                <w:lang w:bidi="as-IN"/>
-              </w:rPr>
-              <w:t>তৌফীক</w:t>
-            </w:r>
-          </w:p>
-        </w:tc>
-        <w:tc>
-          <w:tcPr>
-            <w:tcW w:w="0" w:type="auto"/>
-            <w:tcBorders>
-              <w:top w:val="single" w:sz="6" w:space="0" w:color="C4C7C5"/>
-              <w:left w:val="single" w:sz="6" w:space="0" w:color="C4C7C5"/>
-              <w:bottom w:val="single" w:sz="6" w:space="0" w:color="C4C7C5"/>
-              <w:right w:val="single" w:sz="6" w:space="0" w:color="C4C7C5"/>
-            </w:tcBorders>
-            <w:tcMar>
-              <w:top w:w="120" w:type="dxa"/>
-              <w:left w:w="180" w:type="dxa"/>
-              <w:bottom w:w="120" w:type="dxa"/>
-              <w:right w:w="180" w:type="dxa"/>
-            </w:tcMar>
-            <w:vAlign w:val="center"/>
-            <w:hideMark/>
-          </w:tcPr>
-          <w:p>
-            <w:proofErr w:type="spellStart"/>
-            <w:r>
-              <w:t>tofiq</w:t>
-            </w:r>
-            <w:proofErr w:type="spellEnd"/>
-          </w:p>
-        </w:tc>
-        <w:tc>
-          <w:tcPr>
-            <w:tcW w:w="0" w:type="auto"/>
-            <w:tcBorders>
-              <w:top w:val="single" w:sz="6" w:space="0" w:color="C4C7C5"/>
-              <w:left w:val="single" w:sz="6" w:space="0" w:color="C4C7C5"/>
-              <w:bottom w:val="single" w:sz="6" w:space="0" w:color="C4C7C5"/>
-              <w:right w:val="single" w:sz="6" w:space="0" w:color="C4C7C5"/>
-            </w:tcBorders>
-            <w:tcMar>
-              <w:top w:w="120" w:type="dxa"/>
-              <w:left w:w="180" w:type="dxa"/>
-              <w:bottom w:w="120" w:type="dxa"/>
-              <w:right w:w="180" w:type="dxa"/>
-            </w:tcMar>
-            <w:vAlign w:val="center"/>
-            <w:hideMark/>
-          </w:tcPr>
-          <w:p>
-            <w:r>
-              <w:t>1234</w:t>
-            </w:r>
-          </w:p>
-        </w:tc>
-      </w:tr>
-      <w:tr>
-        <w:trPr>
-          <w:tblCellSpacing w:w="15" w:type="dxa"/>
-        </w:trPr>
-        <w:tc>
-          <w:tcPr>
-            <w:tcW w:w="0" w:type="auto"/>
-            <w:tcBorders>
-              <w:top w:val="single" w:sz="6" w:space="0" w:color="C4C7C5"/>
-              <w:left w:val="single" w:sz="6" w:space="0" w:color="C4C7C5"/>
-              <w:bottom w:val="single" w:sz="6" w:space="0" w:color="C4C7C5"/>
-              <w:right w:val="single" w:sz="6" w:space="0" w:color="C4C7C5"/>
-            </w:tcBorders>
-            <w:tcMar>
-              <w:top w:w="120" w:type="dxa"/>
-              <w:left w:w="180" w:type="dxa"/>
-              <w:bottom w:w="120" w:type="dxa"/>
-              <w:right w:w="180" w:type="dxa"/>
-            </w:tcMar>
-            <w:vAlign w:val="center"/>
-            <w:hideMark/>
-          </w:tcPr>
-          <w:p>
-            <w:r>
-              <w:rPr>
-                <w:b/>
-                <w:bCs/>
-                <w:cs/>
-                <w:lang w:bidi="as-IN"/>
-              </w:rPr>
-              <w:t>মানাম</w:t>
-            </w:r>
-          </w:p>
-        </w:tc>
-        <w:tc>
-          <w:tcPr>
-            <w:tcW w:w="0" w:type="auto"/>
-            <w:tcBorders>
-              <w:top w:val="single" w:sz="6" w:space="0" w:color="C4C7C5"/>
-              <w:left w:val="single" w:sz="6" w:space="0" w:color="C4C7C5"/>
-              <w:bottom w:val="single" w:sz="6" w:space="0" w:color="C4C7C5"/>
-              <w:right w:val="single" w:sz="6" w:space="0" w:color="C4C7C5"/>
-            </w:tcBorders>
-            <w:tcMar>
-              <w:top w:w="120" w:type="dxa"/>
-              <w:left w:w="180" w:type="dxa"/>
-              <w:bottom w:w="120" w:type="dxa"/>
-              <w:right w:w="180" w:type="dxa"/>
-            </w:tcMar>
-            <w:vAlign w:val="center"/>
-            <w:hideMark/>
-          </w:tcPr>
-          <w:p>
-            <w:proofErr w:type="spellStart"/>
-            <w:r>
-              <w:t>manam</w:t>
-            </w:r>
-            <w:proofErr w:type="spellEnd"/>
-          </w:p>
-        </w:tc>
-        <w:tc>
-          <w:tcPr>
-            <w:tcW w:w="0" w:type="auto"/>
-            <w:tcBorders>
-              <w:top w:val="single" w:sz="6" w:space="0" w:color="C4C7C5"/>
-              <w:left w:val="single" w:sz="6" w:space="0" w:color="C4C7C5"/>
-              <w:bottom w:val="single" w:sz="6" w:space="0" w:color="C4C7C5"/>
-              <w:right w:val="single" w:sz="6" w:space="0" w:color="C4C7C5"/>
-            </w:tcBorders>
-            <w:tcMar>
-              <w:top w:w="120" w:type="dxa"/>
-              <w:left w:w="180" w:type="dxa"/>
-              <w:bottom w:w="120" w:type="dxa"/>
-              <w:right w:w="180" w:type="dxa"/>
-            </w:tcMar>
-            <w:vAlign w:val="center"/>
-            <w:hideMark/>
-          </w:tcPr>
-          <w:p>
-            <w:r>
-              <w:t>1234</w:t>
-            </w:r>
-          </w:p>
-        </w:tc>
-      </w:tr>
-      <w:tr>
-        <w:trPr>
-          <w:tblCellSpacing w:w="15" w:type="dxa"/>
-        </w:trPr>
-        <w:tc>
-          <w:tcPr>
-            <w:tcW w:w="0" w:type="auto"/>
-            <w:tcBorders>
-              <w:top w:val="single" w:sz="6" w:space="0" w:color="C4C7C5"/>
-              <w:left w:val="single" w:sz="6" w:space="0" w:color="C4C7C5"/>
-              <w:bottom w:val="single" w:sz="6" w:space="0" w:color="C4C7C5"/>
-              <w:right w:val="single" w:sz="6" w:space="0" w:color="C4C7C5"/>
-            </w:tcBorders>
-            <w:tcMar>
-              <w:top w:w="120" w:type="dxa"/>
-              <w:left w:w="180" w:type="dxa"/>
-              <w:bottom w:w="120" w:type="dxa"/>
-              <w:right w:w="180" w:type="dxa"/>
-            </w:tcMar>
-            <w:vAlign w:val="center"/>
-            <w:hideMark/>
-          </w:tcPr>
-          <w:p>
-            <w:r>
-              <w:rPr>
-                <w:b/>
-                <w:bCs/>
-                <w:cs/>
-                <w:lang w:bidi="as-IN"/>
-              </w:rPr>
-              <w:t>নাসিম</w:t>
-            </w:r>
-          </w:p>
-        </w:tc>
-        <w:tc>
-          <w:tcPr>
-            <w:tcW w:w="0" w:type="auto"/>
-            <w:tcBorders>
-              <w:top w:val="single" w:sz="6" w:space="0" w:color="C4C7C5"/>
-              <w:left w:val="single" w:sz="6" w:space="0" w:color="C4C7C5"/>
-              <w:bottom w:val="single" w:sz="6" w:space="0" w:color="C4C7C5"/>
-              <w:right w:val="single" w:sz="6" w:space="0" w:color="C4C7C5"/>
-            </w:tcBorders>
-            <w:tcMar>
-              <w:top w:w="120" w:type="dxa"/>
-              <w:left w:w="180" w:type="dxa"/>
-              <w:bottom w:w="120" w:type="dxa"/>
-              <w:right w:w="180" w:type="dxa"/>
-            </w:tcMar>
-            <w:vAlign w:val="center"/>
-            <w:hideMark/>
-          </w:tcPr>
-          <w:p>
-            <w:proofErr w:type="spellStart"/>
-            <w:r>
-              <w:t>nasim</w:t>
-            </w:r>
-            <w:proofErr w:type="spellEnd"/>
-          </w:p>
-        </w:tc>
-        <w:tc>
-          <w:tcPr>
-            <w:tcW w:w="0" w:type="auto"/>
-            <w:tcBorders>
-              <w:top w:val="single" w:sz="6" w:space="0" w:color="C4C7C5"/>
-              <w:left w:val="single" w:sz="6" w:space="0" w:color="C4C7C5"/>
-              <w:bottom w:val="single" w:sz="6" w:space="0" w:color="C4C7C5"/>
-              <w:right w:val="single" w:sz="6" w:space="0" w:color="C4C7C5"/>
-            </w:tcBorders>
-            <w:tcMar>
-              <w:top w:w="120" w:type="dxa"/>
-              <w:left w:w="180" w:type="dxa"/>
-              <w:bottom w:w="120" w:type="dxa"/>
-              <w:right w:w="180" w:type="dxa"/>
-            </w:tcMar>
-            <w:vAlign w:val="center"/>
-            <w:hideMark/>
-          </w:tcPr>
-          <w:p>
-            <w:r>
-              <w:t>1234</w:t>
+          </w:tcPr>
+          <w:p>
+            <w:r>
+              <w:t>123456</w:t>
             </w:r>
           </w:p>
         </w:tc>
@@ -1641,6 +1774,29 @@
       <w:spacing w:val="5"/>
     </w:rPr>
   </w:style>
+  <w:style w:type="character" w:styleId="Hyperlink">
+    <w:name w:val="Hyperlink"/>
+    <w:basedOn w:val="DefaultParagraphFont"/>
+    <w:uiPriority w:val="99"/>
+    <w:unhideWhenUsed/>
+    <w:rsid w:val="00251EF4"/>
+    <w:rPr>
+      <w:color w:val="0563C1" w:themeColor="hyperlink"/>
+      <w:u w:val="single"/>
+    </w:rPr>
+  </w:style>
+  <w:style w:type="character" w:styleId="UnresolvedMention">
+    <w:name w:val="Unresolved Mention"/>
+    <w:basedOn w:val="DefaultParagraphFont"/>
+    <w:uiPriority w:val="99"/>
+    <w:semiHidden/>
+    <w:unhideWhenUsed/>
+    <w:rsid w:val="00251EF4"/>
+    <w:rPr>
+      <w:color w:val="605E5C"/>
+      <w:shd w:val="clear" w:color="auto" w:fill="E1DFDD"/>
+    </w:rPr>
+  </w:style>
 </w:styles>
 </file>
 
